--- a/thesis/corpus/Corpus_by_page.docx
+++ b/thesis/corpus/Corpus_by_page.docx
@@ -975,7 +975,7 @@
         <w:rPr>
           <w:i/>
         </w:rPr>
-        <w:t>[Comment to be added]</w:t>
+        <w:t>It's always important to remember that you're not alone, and asking for help is courage!!</w:t>
       </w:r>
     </w:p>
     <w:p>
@@ -988,12 +988,41 @@
     </w:p>
     <w:p>
       <w:r>
-        <w:t>It’s always important to remember that you’re not alone, and asking for help is courage!!</w:t>
+        <w:t>I know exactly how is it living with negative thought the whole time. Recently I went through dark times, and I wanted to give up. And listing to Gaga's songs gives me the strength to continue. I did a video about mental health on tik tok, wish you guys could see.</w:t>
       </w:r>
     </w:p>
     <w:p>
-      <w:r>
-        <w:t xml:space="preserve">I know exactly how is it living with negative thought the whole time. Recently I went through dark times, and I wanted to give up. And listing to Gaga’s songs gives me the strength to continue❤️ I did a video about mental health on tik tok, wish you guys could see 🙏 </w:t>
+      <w:r/>
+      <w:r>
+        <w:rPr>
+          <w:color w:val="000000"/>
+          <w:shd w:val="clear" w:color="auto" w:fill="000000"/>
+        </w:rPr>
+      </w:r>
+      <w:r/>
+      <w:r>
+        <w:rPr>
+          <w:color w:val="000000"/>
+          <w:shd w:val="clear" w:color="auto" w:fill="000000"/>
+        </w:rPr>
+      </w:r>
+    </w:p>
+    <w:p>
+      <w:pPr>
+        <w:pStyle w:val="Heading2"/>
+      </w:pPr>
+      <w:r>
+        <w:t>P4_C2</w:t>
+      </w:r>
+    </w:p>
+    <w:p>
+      <w:r>
+        <w:t>We gathered in Los Angeles with open hearts and a shared goal: to build a kinder, braver world together 💙✨</w:t>
+      </w:r>
+    </w:p>
+    <w:p>
+      <w:r>
+        <w:t xml:space="preserve">In partnership with </w:t>
       </w:r>
       <w:r>
         <w:rPr>
@@ -1003,7 +1032,7 @@
         <w:t>████████</w:t>
       </w:r>
       <w:r>
-        <w:t xml:space="preserve"> </w:t>
+        <w:t xml:space="preserve">, </w:t>
       </w:r>
       <w:r>
         <w:rPr>
@@ -1012,23 +1041,90 @@
         </w:rPr>
         <w:t>████████</w:t>
       </w:r>
+      <w:r>
+        <w:t xml:space="preserve">, and </w:t>
+      </w:r>
+      <w:r>
+        <w:rPr>
+          <w:color w:val="000000"/>
+          <w:shd w:val="clear" w:color="auto" w:fill="000000"/>
+        </w:rPr>
+        <w:t>████████</w:t>
+      </w:r>
+      <w:r>
+        <w:t>, we created a space for honest conversation, creativity, and care, led by and for young people.</w:t>
+      </w:r>
+    </w:p>
+    <w:p>
+      <w:r>
+        <w:t>From spoken word performances by LA’s Youth Poet Laureate to an interactive #BeThereCertificate workshop and a hands-on volunteer activity supporting trans and nonbinary young people, this community gathering reminded us:</w:t>
+      </w:r>
+    </w:p>
+    <w:p>
+      <w:r>
+        <w:t>☀️ Mental health care is community care.</w:t>
+      </w:r>
+    </w:p>
+    <w:p>
+      <w:r>
+        <w:t>☀️ Kindness is action.</w:t>
+      </w:r>
+    </w:p>
+    <w:p>
+      <w:r>
+        <w:t>☀️ And none of us have to take that action alone.</w:t>
+      </w:r>
+    </w:p>
+    <w:p>
+      <w:r>
+        <w:t>#ChannelKindness #BeKind365 #KindnessInCommunity</w:t>
+      </w:r>
+    </w:p>
+    <w:p>
+      <w:pPr>
+        <w:pStyle w:val="Heading3"/>
+      </w:pPr>
+      <w:r>
+        <w:t>P4_C2_X1</w:t>
+      </w:r>
+    </w:p>
+    <w:p>
+      <w:r>
+        <w:rPr>
+          <w:i/>
+        </w:rPr>
+        <w:t>No additional eligible English comment was available in the algorithmically surfaced sample for this post. The post was retained with the single eligible comment recorded under the other comment slot.</w:t>
+      </w:r>
+    </w:p>
+    <w:p>
+      <w:pPr>
+        <w:pStyle w:val="Heading3"/>
+      </w:pPr>
+      <w:r>
+        <w:t>P4_C2_X2</w:t>
+      </w:r>
+    </w:p>
+    <w:p>
+      <w:r>
+        <w:t>what an incredible day celebrating kindness and being there for one another! thank you so much for having me ❤️❤️❤️</w:t>
+      </w:r>
     </w:p>
     <w:p>
       <w:pPr>
         <w:pStyle w:val="Heading2"/>
       </w:pPr>
       <w:r>
-        <w:t>P4_C2</w:t>
+        <w:t>P4_C3</w:t>
       </w:r>
     </w:p>
     <w:p>
       <w:r>
-        <w:t>We gathered in Los Angeles with open hearts and a shared goal: to build a kinder, braver world together 💙✨</w:t>
+        <w:t>“Our stories are our superpower.” 💭🏳️‍🌈🏳️‍⚧️</w:t>
       </w:r>
     </w:p>
     <w:p>
       <w:r>
-        <w:t xml:space="preserve">In partnership with </w:t>
+        <w:t xml:space="preserve">In this powerful clip from his Pride Rising speech, </w:t>
       </w:r>
       <w:r>
         <w:rPr>
@@ -1038,7 +1134,7 @@
         <w:t>████████</w:t>
       </w:r>
       <w:r>
-        <w:t xml:space="preserve">, </w:t>
+        <w:t xml:space="preserve">’s Chief of Staff, </w:t>
       </w:r>
       <w:r>
         <w:rPr>
@@ -1048,7 +1144,22 @@
         <w:t>████████</w:t>
       </w:r>
       <w:r>
-        <w:t xml:space="preserve">, and </w:t>
+        <w:t>, reminds us that kindness is action—and that simply existing as your authentic self is a form of resistance. 💖</w:t>
+      </w:r>
+    </w:p>
+    <w:p>
+      <w:r>
+        <w:t>Take the #BeKind365 pledge to support yourself and others in kindness, every day of the year: BeKind365.world</w:t>
+      </w:r>
+    </w:p>
+    <w:p>
+      <w:r>
+        <w:t>✨ Want more inspiration? Watch Josh’s full speech via the link in our bio.</w:t>
+      </w:r>
+    </w:p>
+    <w:p>
+      <w:r>
+        <w:t xml:space="preserve">📷 / 🎥: </w:t>
       </w:r>
       <w:r>
         <w:rPr>
@@ -1057,49 +1168,18 @@
         </w:rPr>
         <w:t>████████</w:t>
       </w:r>
-      <w:r>
-        <w:t>, we created a space for honest conversation, creativity, and care, led by and for young people.</w:t>
-      </w:r>
-    </w:p>
-    <w:p>
-      <w:r>
-        <w:t>From spoken word performances by LA’s Youth Poet Laureate to an interactive #BeThereCertificate workshop and a hands-on volunteer activity supporting trans and nonbinary young people, this community gathering reminded us:</w:t>
-      </w:r>
-    </w:p>
-    <w:p>
-      <w:r>
-        <w:t>☀️ Mental health care is community care.</w:t>
-      </w:r>
-    </w:p>
-    <w:p>
-      <w:r>
-        <w:t>☀️ Kindness is action.</w:t>
-      </w:r>
-    </w:p>
-    <w:p>
-      <w:r>
-        <w:t>☀️ And none of us have to take that action alone.</w:t>
-      </w:r>
-    </w:p>
-    <w:p>
-      <w:r>
-        <w:t>#ChannelKindness #BeKind365 #KindnessInCommunity</w:t>
-      </w:r>
     </w:p>
     <w:p>
       <w:pPr>
         <w:pStyle w:val="Heading3"/>
       </w:pPr>
       <w:r>
-        <w:t>P4_C2_X1</w:t>
+        <w:t>P4_C3_X1</w:t>
       </w:r>
     </w:p>
     <w:p>
       <w:r>
-        <w:rPr>
-          <w:i/>
-        </w:rPr>
-        <w:t>[Comment to be added]</w:t>
+        <w:t>Thank you for sharing. What a wonderful foundation you represent and work for. Changing the lives of so many people Way to go Josh!!</w:t>
       </w:r>
     </w:p>
     <w:p>
@@ -1107,12 +1187,12 @@
         <w:pStyle w:val="Heading3"/>
       </w:pPr>
       <w:r>
-        <w:t>P4_C2_X2</w:t>
+        <w:t>P4_C3_X2</w:t>
       </w:r>
     </w:p>
     <w:p>
       <w:r>
-        <w:t>what an incredible day celebrating kindness and being there for one another! thank you so much for having me ❤️❤️❤️</w:t>
+        <w:t>This resonates so deep. Our stories are what creates change. One person, one heart, one connection at a time. All people have to do is meet us.</w:t>
       </w:r>
     </w:p>
     <w:p>
@@ -1120,17 +1200,17 @@
         <w:pStyle w:val="Heading2"/>
       </w:pPr>
       <w:r>
-        <w:t>P4_C3</w:t>
+        <w:t>P4_C4</w:t>
       </w:r>
     </w:p>
     <w:p>
       <w:r>
-        <w:t>“Our stories are our superpower.” 💭🏳️‍🌈🏳️‍⚧️</w:t>
+        <w:t>🏳️‍⚧️ Today is #TransDayOfVisibility, a time to celebrate, uplift, and honor trans and nonbinary voices. 🏳️‍⚧️</w:t>
       </w:r>
     </w:p>
     <w:p>
       <w:r>
-        <w:t xml:space="preserve">In this powerful clip from his Pride Rising speech, </w:t>
+        <w:t xml:space="preserve">Our 2023-2024 Youth Advisory Board member, </w:t>
       </w:r>
       <w:r>
         <w:rPr>
@@ -1140,7 +1220,7 @@
         <w:t>████████</w:t>
       </w:r>
       <w:r>
-        <w:t xml:space="preserve">’s Chief of Staff, </w:t>
+        <w:t xml:space="preserve">, shares powerful words of affirmation from their speech at NYC Youth #Pride </w:t>
       </w:r>
       <w:r>
         <w:rPr>
@@ -1150,22 +1230,17 @@
         <w:t>████████</w:t>
       </w:r>
       <w:r>
-        <w:t>, reminds us that kindness is action—and that simply existing as your authentic self is a form of resistance. 💖</w:t>
+        <w:t>:</w:t>
       </w:r>
     </w:p>
     <w:p>
       <w:r>
-        <w:t>Take the #BeKind365 pledge to support yourself and others in kindness, every day of the year: BeKind365.world</w:t>
+        <w:t>“To everyone here: always remember that you are beautiful, you are worthy, and you deserve to take up space in this world exactly as you are. There is no one else like you, and that is your power.”</w:t>
       </w:r>
     </w:p>
     <w:p>
       <w:r>
-        <w:t>✨ Want more inspiration? Watch Josh’s full speech via the link in our bio.</w:t>
-      </w:r>
-    </w:p>
-    <w:p>
-      <w:r>
-        <w:t xml:space="preserve">📷 / 🎥: </w:t>
+        <w:t xml:space="preserve">Visit the link in our bio to watch </w:t>
       </w:r>
       <w:r>
         <w:rPr>
@@ -1174,18 +1249,36 @@
         </w:rPr>
         <w:t>████████</w:t>
       </w:r>
+      <w:r>
+        <w:t>’s full speech and learn how we can all support transgender and nonbinary youth in creating safer, more inclusive communities. #ChannelKindness #BeKind365</w:t>
+      </w:r>
+    </w:p>
+    <w:p>
+      <w:r>
+        <w:t xml:space="preserve">📷 / 🎥 : </w:t>
+      </w:r>
+      <w:r>
+        <w:rPr>
+          <w:color w:val="000000"/>
+          <w:shd w:val="clear" w:color="auto" w:fill="000000"/>
+        </w:rPr>
+        <w:t>████████</w:t>
+      </w:r>
     </w:p>
     <w:p>
       <w:pPr>
         <w:pStyle w:val="Heading3"/>
       </w:pPr>
       <w:r>
-        <w:t>P4_C3_X1</w:t>
+        <w:t>P4_C4_X1</w:t>
       </w:r>
     </w:p>
     <w:p>
       <w:r>
-        <w:t>Thank you for sharing. What a wonderful foundation you represent and work for. Changing the lives of so many people Way to go Josh!!</w:t>
+        <w:rPr>
+          <w:i/>
+        </w:rPr>
+        <w:t>No additional eligible English comment was available in the algorithmically surfaced sample for this post. The post was retained with the single eligible comment recorded under the other comment slot.</w:t>
       </w:r>
     </w:p>
     <w:p>
@@ -1193,90 +1286,7 @@
         <w:pStyle w:val="Heading3"/>
       </w:pPr>
       <w:r>
-        <w:t>P4_C3_X2</w:t>
-      </w:r>
-    </w:p>
-    <w:p>
-      <w:r>
-        <w:t>This resonates so deep. Our stories are what creates change. One person, one heart, one connection at a time. All people have to do is meet us.</w:t>
-      </w:r>
-    </w:p>
-    <w:p>
-      <w:pPr>
-        <w:pStyle w:val="Heading2"/>
-      </w:pPr>
-      <w:r>
-        <w:t>P4_C4</w:t>
-      </w:r>
-    </w:p>
-    <w:p>
-      <w:r>
-        <w:t>🏳️‍⚧️ Today is #TransDayOfVisibility, a time to celebrate, uplift, and honor trans and nonbinary voices. 🏳️‍⚧️</w:t>
-      </w:r>
-    </w:p>
-    <w:p>
-      <w:r>
-        <w:t xml:space="preserve">Our 2023-2024 Youth Advisory Board member, </w:t>
-      </w:r>
-      <w:r>
-        <w:rPr>
-          <w:color w:val="000000"/>
-          <w:shd w:val="clear" w:color="auto" w:fill="000000"/>
-        </w:rPr>
-        <w:t>████████</w:t>
-      </w:r>
-      <w:r>
-        <w:t xml:space="preserve">, shares powerful words of affirmation from their speech at NYC Youth #Pride </w:t>
-      </w:r>
-      <w:r>
-        <w:rPr>
-          <w:color w:val="000000"/>
-          <w:shd w:val="clear" w:color="auto" w:fill="000000"/>
-        </w:rPr>
-        <w:t>████████</w:t>
-      </w:r>
-      <w:r>
-        <w:t>:</w:t>
-      </w:r>
-    </w:p>
-    <w:p>
-      <w:r>
-        <w:t>“To everyone here: always remember that you are beautiful, you are worthy, and you deserve to take up space in this world exactly as you are. There is no one else like you, and that is your power.”</w:t>
-      </w:r>
-    </w:p>
-    <w:p>
-      <w:r>
-        <w:t xml:space="preserve">Visit the link in our bio to watch </w:t>
-      </w:r>
-      <w:r>
-        <w:rPr>
-          <w:color w:val="000000"/>
-          <w:shd w:val="clear" w:color="auto" w:fill="000000"/>
-        </w:rPr>
-        <w:t>████████</w:t>
-      </w:r>
-      <w:r>
-        <w:t>’s full speech and learn how we can all support transgender and nonbinary youth in creating safer, more inclusive communities. #ChannelKindness #BeKind365</w:t>
-      </w:r>
-    </w:p>
-    <w:p>
-      <w:r>
-        <w:t xml:space="preserve">📷 / 🎥 : </w:t>
-      </w:r>
-      <w:r>
-        <w:rPr>
-          <w:color w:val="000000"/>
-          <w:shd w:val="clear" w:color="auto" w:fill="000000"/>
-        </w:rPr>
-        <w:t>████████</w:t>
-      </w:r>
-    </w:p>
-    <w:p>
-      <w:pPr>
-        <w:pStyle w:val="Heading3"/>
-      </w:pPr>
-      <w:r>
-        <w:t>P4_C4_X1</w:t>
+        <w:t>P4_C4_X2</w:t>
       </w:r>
     </w:p>
     <w:p>
@@ -1284,23 +1294,7 @@
         <w:rPr>
           <w:i/>
         </w:rPr>
-        <w:t>[Comment to be added]</w:t>
-      </w:r>
-    </w:p>
-    <w:p>
-      <w:pPr>
-        <w:pStyle w:val="Heading3"/>
-      </w:pPr>
-      <w:r>
-        <w:t>P4_C4_X2</w:t>
-      </w:r>
-    </w:p>
-    <w:p>
-      <w:r>
-        <w:rPr>
-          <w:i/>
-        </w:rPr>
-        <w:t>[Comment to be added]</w:t>
+        <w:t>No additional eligible English comment was available in the algorithmically surfaced sample for this post. The post was retained with the single eligible comment recorded under the other comment slot.</w:t>
       </w:r>
     </w:p>
     <w:p>
